--- a/10_report/main/table_moderation.docx
+++ b/10_report/main/table_moderation.docx
@@ -41,9 +41,11 @@
         <w:gridCol w:w="728"/>
         <w:gridCol w:w="1910"/>
         <w:gridCol w:w="1889"/>
-        <w:gridCol w:w="1608"/>
+        <w:gridCol w:w="2231"/>
+        <w:gridCol w:w="2280"/>
         <w:gridCol w:w="2085"/>
-        <w:gridCol w:w="1804"/>
+        <w:gridCol w:w="2427"/>
+        <w:gridCol w:w="2476"/>
         <w:gridCol w:w="1999"/>
         <w:gridCol w:w="1718"/>
         <w:gridCol w:w="1706"/>
@@ -439,7 +441,7 @@
                 <w:szCs w:val="22"/>
                 <w:color w:val="000000"/>
               </w:rPr>
-              <w:t xml:space="preserve">IV_Direct_T</w:t>
+              <w:t xml:space="preserve">IV_Direct_CI_Low</w:t>
             </w:r>
           </w:p>
         </w:tc>
@@ -493,7 +495,7 @@
                 <w:szCs w:val="22"/>
                 <w:color w:val="000000"/>
               </w:rPr>
-              <w:t xml:space="preserve">Mod_Direct_Beta</w:t>
+              <w:t xml:space="preserve">IV_Direct_CI_High</w:t>
             </w:r>
           </w:p>
         </w:tc>
@@ -547,7 +549,115 @@
                 <w:szCs w:val="22"/>
                 <w:color w:val="000000"/>
               </w:rPr>
-              <w:t xml:space="preserve">Mod_Direct_T</w:t>
+              <w:t xml:space="preserve">Mod_Direct_Beta</w:t>
+            </w:r>
+          </w:p>
+        </w:tc>
+        <w:tc>
+          <w:tcPr>
+            <w:tcBorders>
+              <w:bottom w:val="single" w:sz="8" w:space="0" w:color="000000"/>
+              <w:top w:val="single" w:sz="8" w:space="0" w:color="000000"/>
+              <w:left w:val="single" w:sz="4" w:space="0" w:color="999999"/>
+              <w:right w:val="single" w:sz="4" w:space="0" w:color="999999"/>
+            </w:tcBorders>
+            <w:shd w:val="clear" w:color="auto" w:fill="FFFFFF"/>
+            <w:tcMar>
+              <w:top w:w="0" w:type="dxa"/>
+              <w:bottom w:w="0" w:type="dxa"/>
+              <w:left w:w="0" w:type="dxa"/>
+              <w:right w:w="0" w:type="dxa"/>
+            </w:tcMar>
+            <w:vAlign w:val="center"/>
+          </w:tcPr>
+          <w:p>
+            <w:pPr>
+              <w:jc w:val="center"/>
+              <w:pBdr>
+                <w:bottom w:val="none" w:sz="0" w:space="0" w:color="000000"/>
+                <w:top w:val="none" w:sz="0" w:space="0" w:color="000000"/>
+                <w:left w:val="none" w:sz="0" w:space="0" w:color="000000"/>
+                <w:right w:val="none" w:sz="0" w:space="0" w:color="000000"/>
+              </w:pBdr>
+              <w:spacing w:after="100" w:before="100" w:line="240"/>
+              <w:ind w:left="100" w:right="100" w:firstLine="0" w:firstLineChars="0"/>
+              <w:rPr>
+                <w:rFonts w:ascii="Times New Roman" w:hAnsi="Times New Roman" w:eastAsia="Times New Roman" w:cs="Times New Roman"/>
+                <w:i w:val="false"/>
+                <w:b w:val="true"/>
+                <w:u w:val="none"/>
+                <w:strike w:val="false"/>
+                <w:sz w:val="22"/>
+                <w:szCs w:val="22"/>
+                <w:color w:val="000000"/>
+              </w:rPr>
+            </w:pPr>
+            <w:r>
+              <w:rPr>
+                <w:rFonts w:ascii="Times New Roman" w:hAnsi="Times New Roman" w:eastAsia="Times New Roman" w:cs="Times New Roman"/>
+                <w:i w:val="false"/>
+                <w:b w:val="true"/>
+                <w:u w:val="none"/>
+                <w:strike w:val="false"/>
+                <w:sz w:val="22"/>
+                <w:szCs w:val="22"/>
+                <w:color w:val="000000"/>
+              </w:rPr>
+              <w:t xml:space="preserve">Mod_Direct_CI_Low</w:t>
+            </w:r>
+          </w:p>
+        </w:tc>
+        <w:tc>
+          <w:tcPr>
+            <w:tcBorders>
+              <w:bottom w:val="single" w:sz="8" w:space="0" w:color="000000"/>
+              <w:top w:val="single" w:sz="8" w:space="0" w:color="000000"/>
+              <w:left w:val="single" w:sz="4" w:space="0" w:color="999999"/>
+              <w:right w:val="single" w:sz="4" w:space="0" w:color="999999"/>
+            </w:tcBorders>
+            <w:shd w:val="clear" w:color="auto" w:fill="FFFFFF"/>
+            <w:tcMar>
+              <w:top w:w="0" w:type="dxa"/>
+              <w:bottom w:w="0" w:type="dxa"/>
+              <w:left w:w="0" w:type="dxa"/>
+              <w:right w:w="0" w:type="dxa"/>
+            </w:tcMar>
+            <w:vAlign w:val="center"/>
+          </w:tcPr>
+          <w:p>
+            <w:pPr>
+              <w:jc w:val="center"/>
+              <w:pBdr>
+                <w:bottom w:val="none" w:sz="0" w:space="0" w:color="000000"/>
+                <w:top w:val="none" w:sz="0" w:space="0" w:color="000000"/>
+                <w:left w:val="none" w:sz="0" w:space="0" w:color="000000"/>
+                <w:right w:val="none" w:sz="0" w:space="0" w:color="000000"/>
+              </w:pBdr>
+              <w:spacing w:after="100" w:before="100" w:line="240"/>
+              <w:ind w:left="100" w:right="100" w:firstLine="0" w:firstLineChars="0"/>
+              <w:rPr>
+                <w:rFonts w:ascii="Times New Roman" w:hAnsi="Times New Roman" w:eastAsia="Times New Roman" w:cs="Times New Roman"/>
+                <w:i w:val="false"/>
+                <w:b w:val="true"/>
+                <w:u w:val="none"/>
+                <w:strike w:val="false"/>
+                <w:sz w:val="22"/>
+                <w:szCs w:val="22"/>
+                <w:color w:val="000000"/>
+              </w:rPr>
+            </w:pPr>
+            <w:r>
+              <w:rPr>
+                <w:rFonts w:ascii="Times New Roman" w:hAnsi="Times New Roman" w:eastAsia="Times New Roman" w:cs="Times New Roman"/>
+                <w:i w:val="false"/>
+                <w:b w:val="true"/>
+                <w:u w:val="none"/>
+                <w:strike w:val="false"/>
+                <w:sz w:val="22"/>
+                <w:szCs w:val="22"/>
+                <w:color w:val="000000"/>
+              </w:rPr>
+              <w:t xml:space="preserve">Mod_Direct_CI_High</w:t>
             </w:r>
           </w:p>
         </w:tc>
@@ -1687,7 +1797,7 @@
                 <w:szCs w:val="20"/>
                 <w:color w:val="000000"/>
               </w:rPr>
-              <w:t xml:space="preserve">7.949</w:t>
+              <w:t xml:space="preserve">0.3</w:t>
             </w:r>
           </w:p>
         </w:tc>
@@ -1741,7 +1851,7 @@
                 <w:szCs w:val="20"/>
                 <w:color w:val="000000"/>
               </w:rPr>
-              <w:t xml:space="preserve">0.046</w:t>
+              <w:t xml:space="preserve">0.491</w:t>
             </w:r>
           </w:p>
         </w:tc>
@@ -1795,7 +1905,7 @@
                 <w:szCs w:val="20"/>
                 <w:color w:val="000000"/>
               </w:rPr>
-              <w:t xml:space="preserve">1.515</w:t>
+              <w:t xml:space="preserve">0.046</w:t>
             </w:r>
           </w:p>
         </w:tc>
@@ -1849,7 +1959,7 @@
                 <w:szCs w:val="20"/>
                 <w:color w:val="000000"/>
               </w:rPr>
-              <w:t xml:space="preserve">0.052</w:t>
+              <w:t xml:space="preserve">-0.010</w:t>
             </w:r>
           </w:p>
         </w:tc>
@@ -1903,7 +2013,7 @@
                 <w:szCs w:val="20"/>
                 <w:color w:val="000000"/>
               </w:rPr>
-              <w:t xml:space="preserve">2.014</w:t>
+              <w:t xml:space="preserve">0.110</w:t>
             </w:r>
           </w:p>
         </w:tc>
@@ -1957,7 +2067,115 @@
                 <w:szCs w:val="20"/>
                 <w:color w:val="000000"/>
               </w:rPr>
-              <w:t xml:space="preserve">0.0828</w:t>
+              <w:t xml:space="preserve">0.052</w:t>
+            </w:r>
+          </w:p>
+        </w:tc>
+        <w:tc>
+          <w:tcPr>
+            <w:tcBorders>
+              <w:bottom w:val="single" w:sz="4" w:space="0" w:color="999999"/>
+              <w:top w:val="single" w:sz="8" w:space="0" w:color="000000"/>
+              <w:left w:val="single" w:sz="4" w:space="0" w:color="999999"/>
+              <w:right w:val="single" w:sz="4" w:space="0" w:color="999999"/>
+            </w:tcBorders>
+            <w:shd w:val="clear" w:color="auto" w:fill="FFFFFF"/>
+            <w:tcMar>
+              <w:top w:w="0" w:type="dxa"/>
+              <w:bottom w:w="0" w:type="dxa"/>
+              <w:left w:w="0" w:type="dxa"/>
+              <w:right w:w="0" w:type="dxa"/>
+            </w:tcMar>
+            <w:vAlign w:val="center"/>
+          </w:tcPr>
+          <w:p>
+            <w:pPr>
+              <w:jc w:val="center"/>
+              <w:pBdr>
+                <w:bottom w:val="none" w:sz="0" w:space="0" w:color="000000"/>
+                <w:top w:val="none" w:sz="0" w:space="0" w:color="000000"/>
+                <w:left w:val="none" w:sz="0" w:space="0" w:color="000000"/>
+                <w:right w:val="none" w:sz="0" w:space="0" w:color="000000"/>
+              </w:pBdr>
+              <w:spacing w:after="100" w:before="100" w:line="240"/>
+              <w:ind w:left="100" w:right="100" w:firstLine="0" w:firstLineChars="0"/>
+              <w:rPr>
+                <w:rFonts w:ascii="Times New Roman" w:hAnsi="Times New Roman" w:eastAsia="Times New Roman" w:cs="Times New Roman"/>
+                <w:i w:val="false"/>
+                <w:b w:val="false"/>
+                <w:u w:val="none"/>
+                <w:strike w:val="false"/>
+                <w:sz w:val="20"/>
+                <w:szCs w:val="20"/>
+                <w:color w:val="000000"/>
+              </w:rPr>
+            </w:pPr>
+            <w:r>
+              <w:rPr>
+                <w:rFonts w:ascii="Times New Roman" w:hAnsi="Times New Roman" w:eastAsia="Times New Roman" w:cs="Times New Roman"/>
+                <w:i w:val="false"/>
+                <w:b w:val="false"/>
+                <w:u w:val="none"/>
+                <w:strike w:val="false"/>
+                <w:sz w:val="20"/>
+                <w:szCs w:val="20"/>
+                <w:color w:val="000000"/>
+              </w:rPr>
+              <w:t xml:space="preserve">2.014</w:t>
+            </w:r>
+          </w:p>
+        </w:tc>
+        <w:tc>
+          <w:tcPr>
+            <w:tcBorders>
+              <w:bottom w:val="single" w:sz="4" w:space="0" w:color="999999"/>
+              <w:top w:val="single" w:sz="8" w:space="0" w:color="000000"/>
+              <w:left w:val="single" w:sz="4" w:space="0" w:color="999999"/>
+              <w:right w:val="single" w:sz="4" w:space="0" w:color="999999"/>
+            </w:tcBorders>
+            <w:shd w:val="clear" w:color="auto" w:fill="FFFFFF"/>
+            <w:tcMar>
+              <w:top w:w="0" w:type="dxa"/>
+              <w:bottom w:w="0" w:type="dxa"/>
+              <w:left w:w="0" w:type="dxa"/>
+              <w:right w:w="0" w:type="dxa"/>
+            </w:tcMar>
+            <w:vAlign w:val="center"/>
+          </w:tcPr>
+          <w:p>
+            <w:pPr>
+              <w:jc w:val="center"/>
+              <w:pBdr>
+                <w:bottom w:val="none" w:sz="0" w:space="0" w:color="000000"/>
+                <w:top w:val="none" w:sz="0" w:space="0" w:color="000000"/>
+                <w:left w:val="none" w:sz="0" w:space="0" w:color="000000"/>
+                <w:right w:val="none" w:sz="0" w:space="0" w:color="000000"/>
+              </w:pBdr>
+              <w:spacing w:after="100" w:before="100" w:line="240"/>
+              <w:ind w:left="100" w:right="100" w:firstLine="0" w:firstLineChars="0"/>
+              <w:rPr>
+                <w:rFonts w:ascii="Times New Roman" w:hAnsi="Times New Roman" w:eastAsia="Times New Roman" w:cs="Times New Roman"/>
+                <w:i w:val="false"/>
+                <w:b w:val="false"/>
+                <w:u w:val="none"/>
+                <w:strike w:val="false"/>
+                <w:sz w:val="20"/>
+                <w:szCs w:val="20"/>
+                <w:color w:val="000000"/>
+              </w:rPr>
+            </w:pPr>
+            <w:r>
+              <w:rPr>
+                <w:rFonts w:ascii="Times New Roman" w:hAnsi="Times New Roman" w:eastAsia="Times New Roman" w:cs="Times New Roman"/>
+                <w:i w:val="false"/>
+                <w:b w:val="false"/>
+                <w:u w:val="none"/>
+                <w:strike w:val="false"/>
+                <w:sz w:val="20"/>
+                <w:szCs w:val="20"/>
+                <w:color w:val="000000"/>
+              </w:rPr>
+              <w:t xml:space="preserve">0.0832</w:t>
             </w:r>
           </w:p>
         </w:tc>
@@ -2935,7 +3153,7 @@
                 <w:szCs w:val="20"/>
                 <w:color w:val="000000"/>
               </w:rPr>
-              <w:t xml:space="preserve">7.949</w:t>
+              <w:t xml:space="preserve">0.3</w:t>
             </w:r>
           </w:p>
         </w:tc>
@@ -2989,7 +3207,7 @@
                 <w:szCs w:val="20"/>
                 <w:color w:val="000000"/>
               </w:rPr>
-              <w:t xml:space="preserve">0.462</w:t>
+              <w:t xml:space="preserve">0.491</w:t>
             </w:r>
           </w:p>
         </w:tc>
@@ -3043,7 +3261,7 @@
                 <w:szCs w:val="20"/>
                 <w:color w:val="000000"/>
               </w:rPr>
-              <w:t xml:space="preserve">9.135</w:t>
+              <w:t xml:space="preserve">0.462</w:t>
             </w:r>
           </w:p>
         </w:tc>
@@ -3097,7 +3315,7 @@
                 <w:szCs w:val="20"/>
                 <w:color w:val="000000"/>
               </w:rPr>
-              <w:t xml:space="preserve">-0.053</w:t>
+              <w:t xml:space="preserve">0.363</w:t>
             </w:r>
           </w:p>
         </w:tc>
@@ -3151,7 +3369,7 @@
                 <w:szCs w:val="20"/>
                 <w:color w:val="000000"/>
               </w:rPr>
-              <w:t xml:space="preserve">-2.632</w:t>
+              <w:t xml:space="preserve">0.559</w:t>
             </w:r>
           </w:p>
         </w:tc>
@@ -3205,7 +3423,115 @@
                 <w:szCs w:val="20"/>
                 <w:color w:val="000000"/>
               </w:rPr>
-              <w:t xml:space="preserve">0.0228</w:t>
+              <w:t xml:space="preserve">-0.053</w:t>
+            </w:r>
+          </w:p>
+        </w:tc>
+        <w:tc>
+          <w:tcPr>
+            <w:tcBorders>
+              <w:bottom w:val="single" w:sz="8" w:space="0" w:color="000000"/>
+              <w:top w:val="single" w:sz="4" w:space="0" w:color="999999"/>
+              <w:left w:val="single" w:sz="4" w:space="0" w:color="999999"/>
+              <w:right w:val="single" w:sz="4" w:space="0" w:color="999999"/>
+            </w:tcBorders>
+            <w:shd w:val="clear" w:color="auto" w:fill="FFFFFF"/>
+            <w:tcMar>
+              <w:top w:w="0" w:type="dxa"/>
+              <w:bottom w:w="0" w:type="dxa"/>
+              <w:left w:w="0" w:type="dxa"/>
+              <w:right w:w="0" w:type="dxa"/>
+            </w:tcMar>
+            <w:vAlign w:val="center"/>
+          </w:tcPr>
+          <w:p>
+            <w:pPr>
+              <w:jc w:val="center"/>
+              <w:pBdr>
+                <w:bottom w:val="none" w:sz="0" w:space="0" w:color="000000"/>
+                <w:top w:val="none" w:sz="0" w:space="0" w:color="000000"/>
+                <w:left w:val="none" w:sz="0" w:space="0" w:color="000000"/>
+                <w:right w:val="none" w:sz="0" w:space="0" w:color="000000"/>
+              </w:pBdr>
+              <w:spacing w:after="100" w:before="100" w:line="240"/>
+              <w:ind w:left="100" w:right="100" w:firstLine="0" w:firstLineChars="0"/>
+              <w:rPr>
+                <w:rFonts w:ascii="Times New Roman" w:hAnsi="Times New Roman" w:eastAsia="Times New Roman" w:cs="Times New Roman"/>
+                <w:i w:val="false"/>
+                <w:b w:val="false"/>
+                <w:u w:val="none"/>
+                <w:strike w:val="false"/>
+                <w:sz w:val="20"/>
+                <w:szCs w:val="20"/>
+                <w:color w:val="000000"/>
+              </w:rPr>
+            </w:pPr>
+            <w:r>
+              <w:rPr>
+                <w:rFonts w:ascii="Times New Roman" w:hAnsi="Times New Roman" w:eastAsia="Times New Roman" w:cs="Times New Roman"/>
+                <w:i w:val="false"/>
+                <w:b w:val="false"/>
+                <w:u w:val="none"/>
+                <w:strike w:val="false"/>
+                <w:sz w:val="20"/>
+                <w:szCs w:val="20"/>
+                <w:color w:val="000000"/>
+              </w:rPr>
+              <w:t xml:space="preserve">-2.632</w:t>
+            </w:r>
+          </w:p>
+        </w:tc>
+        <w:tc>
+          <w:tcPr>
+            <w:tcBorders>
+              <w:bottom w:val="single" w:sz="8" w:space="0" w:color="000000"/>
+              <w:top w:val="single" w:sz="4" w:space="0" w:color="999999"/>
+              <w:left w:val="single" w:sz="4" w:space="0" w:color="999999"/>
+              <w:right w:val="single" w:sz="4" w:space="0" w:color="999999"/>
+            </w:tcBorders>
+            <w:shd w:val="clear" w:color="auto" w:fill="FFFFFF"/>
+            <w:tcMar>
+              <w:top w:w="0" w:type="dxa"/>
+              <w:bottom w:w="0" w:type="dxa"/>
+              <w:left w:w="0" w:type="dxa"/>
+              <w:right w:w="0" w:type="dxa"/>
+            </w:tcMar>
+            <w:vAlign w:val="center"/>
+          </w:tcPr>
+          <w:p>
+            <w:pPr>
+              <w:jc w:val="center"/>
+              <w:pBdr>
+                <w:bottom w:val="none" w:sz="0" w:space="0" w:color="000000"/>
+                <w:top w:val="none" w:sz="0" w:space="0" w:color="000000"/>
+                <w:left w:val="none" w:sz="0" w:space="0" w:color="000000"/>
+                <w:right w:val="none" w:sz="0" w:space="0" w:color="000000"/>
+              </w:pBdr>
+              <w:spacing w:after="100" w:before="100" w:line="240"/>
+              <w:ind w:left="100" w:right="100" w:firstLine="0" w:firstLineChars="0"/>
+              <w:rPr>
+                <w:rFonts w:ascii="Times New Roman" w:hAnsi="Times New Roman" w:eastAsia="Times New Roman" w:cs="Times New Roman"/>
+                <w:i w:val="false"/>
+                <w:b w:val="false"/>
+                <w:u w:val="none"/>
+                <w:strike w:val="false"/>
+                <w:sz w:val="20"/>
+                <w:szCs w:val="20"/>
+                <w:color w:val="000000"/>
+              </w:rPr>
+            </w:pPr>
+            <w:r>
+              <w:rPr>
+                <w:rFonts w:ascii="Times New Roman" w:hAnsi="Times New Roman" w:eastAsia="Times New Roman" w:cs="Times New Roman"/>
+                <w:i w:val="false"/>
+                <w:b w:val="false"/>
+                <w:u w:val="none"/>
+                <w:strike w:val="false"/>
+                <w:sz w:val="20"/>
+                <w:szCs w:val="20"/>
+                <w:color w:val="000000"/>
+              </w:rPr>
+              <w:t xml:space="preserve">0.0232</w:t>
             </w:r>
           </w:p>
         </w:tc>
@@ -3811,7 +4137,7 @@
         footer1
         <w:tc>
           <w:tcPr>
-            <w:gridSpan w:val="23"/>
+            <w:gridSpan w:val="25"/>
             <w:tcBorders>
               <w:bottom w:val="none" w:sz="0" w:space="0" w:color="FFFFFF"/>
               <w:top w:val="single" w:sz="8" w:space="0" w:color="000000"/>
